--- a/reductions.docx
+++ b/reductions.docx
@@ -15,7 +15,7 @@
         <w:pStyle w:val="Date"/>
       </w:pPr>
       <w:r>
-        <w:t xml:space="preserve">Last modified: 2026-10-14 11:47:17 (PDT)</w:t>
+        <w:t xml:space="preserve">Last modified: 2026-10-14 23:34:53 (PDT)</w:t>
       </w:r>
     </w:p>
     <w:p>

--- a/reductions.docx
+++ b/reductions.docx
@@ -15,7 +15,7 @@
         <w:pStyle w:val="Date"/>
       </w:pPr>
       <w:r>
-        <w:t xml:space="preserve">Last modified: 2026-10-14 23:34:53 (PDT)</w:t>
+        <w:t xml:space="preserve">Last modified: 2026-10-17 02:34:47 (PDT)</w:t>
       </w:r>
     </w:p>
     <w:p>

--- a/reductions.docx
+++ b/reductions.docx
@@ -15,7 +15,7 @@
         <w:pStyle w:val="Date"/>
       </w:pPr>
       <w:r>
-        <w:t xml:space="preserve">Last modified: 2026-10-17 02:34:47 (PDT)</w:t>
+        <w:t xml:space="preserve">Last modified: 2026-10-19 09:39:58 (PDT)</w:t>
       </w:r>
     </w:p>
     <w:p>

--- a/reductions.docx
+++ b/reductions.docx
@@ -15,7 +15,7 @@
         <w:pStyle w:val="Date"/>
       </w:pPr>
       <w:r>
-        <w:t xml:space="preserve">Last modified: 2026-10-19 09:39:58 (PDT)</w:t>
+        <w:t xml:space="preserve">Last modified: 2026-10-19 11:40:30 (PDT)</w:t>
       </w:r>
     </w:p>
     <w:p>

--- a/reductions.docx
+++ b/reductions.docx
@@ -15,7 +15,7 @@
         <w:pStyle w:val="Date"/>
       </w:pPr>
       <w:r>
-        <w:t xml:space="preserve">Last modified: 2026-10-19 11:40:30 (PDT)</w:t>
+        <w:t xml:space="preserve">Last modified: 2026-10-24 21:50:07 (PDT)</w:t>
       </w:r>
     </w:p>
     <w:p>

--- a/reductions.docx
+++ b/reductions.docx
@@ -15,7 +15,7 @@
         <w:pStyle w:val="Date"/>
       </w:pPr>
       <w:r>
-        <w:t xml:space="preserve">Last modified: 2026-10-24 21:50:07 (PDT)</w:t>
+        <w:t xml:space="preserve">Last modified: 2026-10-24 21:55:03 (PDT)</w:t>
       </w:r>
     </w:p>
     <w:p>
@@ -5456,18 +5456,9 @@
       <w:r>
         <w:t xml:space="preserve"> </w:t>
       </w:r>
-      <m:oMath>
-        <m:acc>
-          <m:accPr>
-            <m:chr m:val="̃"/>
-          </m:accPr>
-          <m:e>
-            <m:r>
-              <m:t>y</m:t>
-            </m:r>
-          </m:e>
-        </m:acc>
-      </m:oMath>
+      <w:r>
+        <w:t xml:space="preserve">$\mathord{\smash[b]{\underset{\raise.3ex\hbox{$\scriptstyle\sim$}}{y}}\vphantom{y}}$</w:t>
+      </w:r>
       <w:r>
         <w:t xml:space="preserve">, a tolerance</w:t>
       </w:r>
@@ -5505,18 +5496,9 @@
       <w:r>
         <w:t xml:space="preserve"> </w:t>
       </w:r>
-      <m:oMath>
-        <m:acc>
-          <m:accPr>
-            <m:chr m:val="̃"/>
-          </m:accPr>
-          <m:e>
-            <m:r>
-              <m:t>β</m:t>
-            </m:r>
-          </m:e>
-        </m:acc>
-      </m:oMath>
+      <w:r>
+        <w:t xml:space="preserve">$\mathord{\smash[b]{\underset{\raise.3ex\hbox{$\scriptstyle\sim$}}{\beta}}\vphantom{\beta}}$</w:t>
+      </w:r>
       <w:r>
         <w:t xml:space="preserve"> </w:t>
       </w:r>
@@ -5546,70 +5528,9 @@
       <w:r>
         <w:t xml:space="preserve"> </w:t>
       </w:r>
-      <m:oMath>
-        <m:r>
-          <m:rPr>
-            <m:sty m:val="p"/>
-          </m:rPr>
-          <m:t>∥</m:t>
-        </m:r>
-        <m:r>
-          <m:rPr>
-            <m:sty m:val="bi"/>
-          </m:rPr>
-          <m:t>X</m:t>
-        </m:r>
-        <m:acc>
-          <m:accPr>
-            <m:chr m:val="̃"/>
-          </m:accPr>
-          <m:e>
-            <m:r>
-              <m:t>β</m:t>
-            </m:r>
-          </m:e>
-        </m:acc>
-        <m:r>
-          <m:rPr>
-            <m:sty m:val="p"/>
-          </m:rPr>
-          <m:t>−</m:t>
-        </m:r>
-        <m:acc>
-          <m:accPr>
-            <m:chr m:val="̃"/>
-          </m:accPr>
-          <m:e>
-            <m:r>
-              <m:t>y</m:t>
-            </m:r>
-          </m:e>
-        </m:acc>
-        <m:sSub>
-          <m:e>
-            <m:r>
-              <m:rPr>
-                <m:sty m:val="p"/>
-              </m:rPr>
-              <m:t>∥</m:t>
-            </m:r>
-          </m:e>
-          <m:sub>
-            <m:r>
-              <m:t>2</m:t>
-            </m:r>
-          </m:sub>
-        </m:sSub>
-        <m:r>
-          <m:rPr>
-            <m:sty m:val="p"/>
-          </m:rPr>
-          <m:t>≤</m:t>
-        </m:r>
-        <m:r>
-          <m:t>ϵ</m:t>
-        </m:r>
-      </m:oMath>
+      <w:r>
+        <w:t xml:space="preserve">$\|\mathbf{X}\mathord{\smash[b]{\underset{\raise.3ex\hbox{$\scriptstyle\sim$}}{\beta}}\vphantom{\beta}}- \mathord{\smash[b]{\underset{\raise.3ex\hbox{$\scriptstyle\sim$}}{y}}\vphantom{y}}\|_2 \le \epsilon$</w:t>
+      </w:r>
       <w:r>
         <w:t xml:space="preserve">?</w:t>
       </w:r>
@@ -5651,18 +5572,9 @@
       <w:r>
         <w:t xml:space="preserve"> </w:t>
       </w:r>
-      <m:oMath>
-        <m:acc>
-          <m:accPr>
-            <m:chr m:val="̃"/>
-          </m:accPr>
-          <m:e>
-            <m:r>
-              <m:t>β</m:t>
-            </m:r>
-          </m:e>
-        </m:acc>
-      </m:oMath>
+      <w:r>
+        <w:t xml:space="preserve">$\mathord{\smash[b]{\underset{\raise.3ex\hbox{$\scriptstyle\sim$}}{\beta}}\vphantom{\beta}}$</w:t>
+      </w:r>
       <w:r>
         <w:t xml:space="preserve"> </w:t>
       </w:r>
@@ -5678,18 +5590,9 @@
       <w:r>
         <w:t xml:space="preserve"> </w:t>
       </w:r>
-      <m:oMath>
-        <m:acc>
-          <m:accPr>
-            <m:chr m:val="̃"/>
-          </m:accPr>
-          <m:e>
-            <m:r>
-              <m:t>β</m:t>
-            </m:r>
-          </m:e>
-        </m:acc>
-      </m:oMath>
+      <w:r>
+        <w:t xml:space="preserve">$\mathord{\smash[b]{\underset{\raise.3ex\hbox{$\scriptstyle\sim$}}{\beta}}\vphantom{\beta}}$</w:t>
+      </w:r>
       <w:r>
         <w:t xml:space="preserve"> </w:t>
       </w:r>

--- a/reductions.docx
+++ b/reductions.docx
@@ -15,7 +15,7 @@
         <w:pStyle w:val="Date"/>
       </w:pPr>
       <w:r>
-        <w:t xml:space="preserve">Last modified: 2026-10-24 21:55:03 (PDT)</w:t>
+        <w:t xml:space="preserve">Last modified: 2026-10-26 23:11:44 (PDT)</w:t>
       </w:r>
     </w:p>
     <w:p>

--- a/reductions.docx
+++ b/reductions.docx
@@ -15,7 +15,7 @@
         <w:pStyle w:val="Date"/>
       </w:pPr>
       <w:r>
-        <w:t xml:space="preserve">Last modified: 2026-10-26 23:11:44 (PDT)</w:t>
+        <w:t xml:space="preserve">Last modified: 2026-10-27 13:11:13 (PDT)</w:t>
       </w:r>
     </w:p>
     <w:p>

--- a/reductions.docx
+++ b/reductions.docx
@@ -15,7 +15,7 @@
         <w:pStyle w:val="Date"/>
       </w:pPr>
       <w:r>
-        <w:t xml:space="preserve">Last modified: 2026-10-27 13:11:13 (PDT)</w:t>
+        <w:t xml:space="preserve">Last modified: 2026-10-28 16:01:27 (PDT)</w:t>
       </w:r>
     </w:p>
     <w:p>

--- a/reductions.docx
+++ b/reductions.docx
@@ -15,7 +15,7 @@
         <w:pStyle w:val="Date"/>
       </w:pPr>
       <w:r>
-        <w:t xml:space="preserve">Last modified: 2026-10-28 16:01:27 (PDT)</w:t>
+        <w:t xml:space="preserve">Last modified: 2026-10-29 15:05:11 (PDT)</w:t>
       </w:r>
     </w:p>
     <w:p>

--- a/reductions.docx
+++ b/reductions.docx
@@ -15,7 +15,7 @@
         <w:pStyle w:val="Date"/>
       </w:pPr>
       <w:r>
-        <w:t xml:space="preserve">Last modified: 2026-10-29 15:05:11 (PDT)</w:t>
+        <w:t xml:space="preserve">Last modified: 2026-10-29 18:15:54 (PDT)</w:t>
       </w:r>
     </w:p>
     <w:p>

--- a/reductions.docx
+++ b/reductions.docx
@@ -15,7 +15,7 @@
         <w:pStyle w:val="Date"/>
       </w:pPr>
       <w:r>
-        <w:t xml:space="preserve">Last modified: 2026-10-29 18:15:54 (PDT)</w:t>
+        <w:t xml:space="preserve">Last modified: 2026-10-30 13:54:17 (PDT)</w:t>
       </w:r>
     </w:p>
     <w:p>
